--- a/docs/hub/estate/Governance and Secretariat/Council/1052-53/1052-11-21 Council/Council minutes 21 November 1052.docx
+++ b/docs/hub/estate/Governance and Secretariat/Council/1052-53/1052-11-21 Council/Council minutes 21 November 1052.docx
@@ -275,7 +275,7 @@
             </w:r>
             <w:r>
               <w:rPr/>
-              <w:t xml:space="preserve"> (C/1052/22). The Head of Planning and Insight presented the report, drawing attention to the section on how to read the figures. Council CONSIDERED the report. Members noted the continuing difference in good honours rates between Elf and Dwarf graduates across the University and particularly in the Faculty of Health and Education, where the report gave the difference for 1052 graduates as 18.9 percentage points. A member asked whether the difference was narrowing. The Head of Planning and Insight said that year-on-year movement was within the range expected from the number of graduates and that he would be cautious about reading a trend into it either way. The Chair observed that Council had seen a version of this table for several years and asked what the Faculty was doing. The Vice-Chancellor said that the Dean would be able to say more. Council NOTED the report and ASKED that the Faculty's response be reported to a future meeting.</w:t>
+              <w:t xml:space="preserve"> (C/1052/22). The Head of Planning and Insight presented the report, drawing attention to the section on how to read the figures. Council CONSIDERED the report. Members noted the continuing difference in good honours rates between Elf and Dwarf graduates across the University and particularly in the Faculty of Health and Education, where the report gave the difference for 1052 graduates as 21.5 percentage points. A member asked whether the difference was narrowing. The Head of Planning and Insight said that the gap had moved up and down over five years and that he would be cautious about reading a trend into any single year's movement, in either direction; the five-year table was the better guide. The Chair observed that Council had seen a version of this table for several years and asked what the Faculty was doing. The Vice-Chancellor said that the Dean would be able to say more. Council NOTED the report and ASKED that the Faculty's response be reported to a future meeting.</w:t>
             </w:r>
           </w:p>
         </w:tc>
